--- a/docs/Report Versions/Report Version_1 .docx
+++ b/docs/Report Versions/Report Version_1 .docx
@@ -2,7 +2,1283 @@
 <file path=word/document.xml><?xml version="1.0" encoding="utf-8"?>
 <w:document xmlns:wpc="http://schemas.microsoft.com/office/word/2010/wordprocessingCanvas" xmlns:cx="http://schemas.microsoft.com/office/drawing/2014/chartex" xmlns:cx1="http://schemas.microsoft.com/office/drawing/2015/9/8/chartex" xmlns:cx2="http://schemas.microsoft.com/office/drawing/2015/10/21/chartex" xmlns:cx3="http://schemas.microsoft.com/office/drawing/2016/5/9/chartex" xmlns:cx4="http://schemas.microsoft.com/office/drawing/2016/5/10/chartex" xmlns:cx5="http://schemas.microsoft.com/office/drawing/2016/5/11/chartex" xmlns:cx6="http://schemas.microsoft.com/office/drawing/2016/5/12/chartex" xmlns:cx7="http://schemas.microsoft.com/office/drawing/2016/5/13/chartex" xmlns:cx8="http://schemas.microsoft.com/office/drawing/2016/5/14/chartex" xmlns:mc="http://schemas.openxmlformats.org/markup-compatibility/2006" xmlns:aink="http://schemas.microsoft.com/office/drawing/2016/ink" xmlns:am3d="http://schemas.microsoft.com/office/drawing/2017/model3d" xmlns:o="urn:schemas-microsoft-com:office:office" xmlns:oel="http://schemas.microsoft.com/office/2019/extlst" xmlns:r="http://schemas.openxmlformats.org/officeDocument/2006/relationships" xmlns:m="http://schemas.openxmlformats.org/officeDocument/2006/math" xmlns:v="urn:schemas-microsoft-com:vml" xmlns:wp14="http://schemas.microsoft.com/office/word/2010/wordprocessingDrawing" xmlns:wp="http://schemas.openxmlformats.org/drawingml/2006/wordprocessingDrawing" xmlns:w10="urn:schemas-microsoft-com:office:word" xmlns:w="http://schemas.openxmlformats.org/wordprocessingml/2006/main" xmlns:w14="http://schemas.microsoft.com/office/word/2010/wordml" xmlns:w15="http://schemas.microsoft.com/office/word/2012/wordml" xmlns:w16cex="http://schemas.microsoft.com/office/word/2018/wordml/cex" xmlns:w16cid="http://schemas.microsoft.com/office/word/2016/wordml/cid" xmlns:w16="http://schemas.microsoft.com/office/word/2018/wordml" xmlns:w16du="http://schemas.microsoft.com/office/word/2023/wordml/word16du" xmlns:w16sdtdh="http://schemas.microsoft.com/office/word/2020/wordml/sdtdatahash" xmlns:w16sdtfl="http://schemas.microsoft.com/office/word/2024/wordml/sdtformatlock" xmlns:w16se="http://schemas.microsoft.com/office/word/2015/wordml/symex" xmlns:wpg="http://schemas.microsoft.com/office/word/2010/wordprocessingGroup" xmlns:wpi="http://schemas.microsoft.com/office/word/2010/wordprocessingInk" xmlns:wne="http://schemas.microsoft.com/office/word/2006/wordml" xmlns:wps="http://schemas.microsoft.com/office/word/2010/wordprocessingShape" mc:Ignorable="w14 w15 w16se w16cid w16 w16cex w16sdtdh w16sdtfl w16du wp14">
   <w:body>
-    <w:p/>
+    <w:p>
+      <w:pPr>
+        <w:tabs>
+          <w:tab w:val="left" w:pos="4990"/>
+        </w:tabs>
+        <w:rPr>
+          <w:rFonts w:ascii="Times New Roman" w:hAnsi="Times New Roman" w:cs="Times New Roman" w:hint="eastAsia"/>
+          <w:sz w:val="20"/>
+          <w:szCs w:val="20"/>
+        </w:rPr>
+      </w:pPr>
+      <w:r>
+        <w:rPr>
+          <w:rFonts w:ascii="Times New Roman" w:hAnsi="Times New Roman" w:cs="Times New Roman" w:hint="eastAsia"/>
+          <w:sz w:val="20"/>
+          <w:szCs w:val="20"/>
+        </w:rPr>
+        <w:t>3.1 Task</w:t>
+      </w:r>
+    </w:p>
+    <w:p>
+      <w:pPr>
+        <w:tabs>
+          <w:tab w:val="left" w:pos="4990"/>
+        </w:tabs>
+        <w:rPr>
+          <w:rFonts w:ascii="Times New Roman" w:hAnsi="Times New Roman" w:cs="Times New Roman"/>
+          <w:sz w:val="20"/>
+          <w:szCs w:val="20"/>
+        </w:rPr>
+      </w:pPr>
+      <w:r>
+        <w:rPr>
+          <w:rFonts w:ascii="Times New Roman" w:hAnsi="Times New Roman" w:cs="Times New Roman"/>
+          <w:sz w:val="20"/>
+          <w:szCs w:val="20"/>
+        </w:rPr>
+        <w:t xml:space="preserve">We formulate </w:t>
+      </w:r>
+      <w:r>
+        <w:rPr>
+          <w:rFonts w:ascii="Times New Roman" w:hAnsi="Times New Roman" w:cs="Times New Roman"/>
+          <w:b/>
+          <w:bCs/>
+          <w:sz w:val="20"/>
+          <w:szCs w:val="20"/>
+        </w:rPr>
+        <w:t>click-through rate (CTR)</w:t>
+      </w:r>
+      <w:r>
+        <w:rPr>
+          <w:rFonts w:ascii="Times New Roman" w:hAnsi="Times New Roman" w:cs="Times New Roman"/>
+          <w:sz w:val="20"/>
+          <w:szCs w:val="20"/>
+        </w:rPr>
+        <w:t xml:space="preserve"> prediction as a binary classification task. Given a user </w:t>
+      </w:r>
+      <m:oMath>
+        <m:r>
+          <w:rPr>
+            <w:rFonts w:ascii="Cambria Math" w:hAnsi="Cambria Math" w:cs="Times New Roman"/>
+            <w:sz w:val="20"/>
+            <w:szCs w:val="20"/>
+          </w:rPr>
+          <m:t>u</m:t>
+        </m:r>
+      </m:oMath>
+      <w:r>
+        <w:rPr>
+          <w:rFonts w:ascii="Times New Roman" w:hAnsi="Times New Roman" w:cs="Times New Roman"/>
+          <w:sz w:val="20"/>
+          <w:szCs w:val="20"/>
+        </w:rPr>
+        <w:t xml:space="preserve">, a candidate item </w:t>
+      </w:r>
+      <m:oMath>
+        <m:r>
+          <w:rPr>
+            <w:rFonts w:ascii="Cambria Math" w:hAnsi="Cambria Math" w:cs="Times New Roman"/>
+            <w:sz w:val="20"/>
+            <w:szCs w:val="20"/>
+          </w:rPr>
+          <m:t>i</m:t>
+        </m:r>
+      </m:oMath>
+      <w:r>
+        <w:rPr>
+          <w:rFonts w:ascii="Times New Roman" w:hAnsi="Times New Roman" w:cs="Times New Roman"/>
+          <w:sz w:val="20"/>
+          <w:szCs w:val="20"/>
+        </w:rPr>
+        <w:t xml:space="preserve">, and the user's historical behavior sequences across </w:t>
+      </w:r>
+      <m:oMath>
+        <m:r>
+          <w:rPr>
+            <w:rFonts w:ascii="Cambria Math" w:hAnsi="Cambria Math" w:cs="Times New Roman"/>
+            <w:sz w:val="20"/>
+            <w:szCs w:val="20"/>
+          </w:rPr>
+          <m:t>D=4</m:t>
+        </m:r>
+      </m:oMath>
+      <w:r>
+        <w:rPr>
+          <w:rFonts w:ascii="Times New Roman" w:hAnsi="Times New Roman" w:cs="Times New Roman"/>
+          <w:sz w:val="20"/>
+          <w:szCs w:val="20"/>
+        </w:rPr>
+        <w:t xml:space="preserve">heterogeneous domains </w:t>
+      </w:r>
+      <m:oMath>
+        <m:r>
+          <w:rPr>
+            <w:rFonts w:ascii="Cambria Math" w:hAnsi="Cambria Math" w:cs="Times New Roman"/>
+            <w:sz w:val="20"/>
+            <w:szCs w:val="20"/>
+          </w:rPr>
+          <m:t>S={</m:t>
+        </m:r>
+        <m:sSub>
+          <m:sSubPr>
+            <m:ctrlPr>
+              <w:rPr>
+                <w:rFonts w:ascii="Cambria Math" w:hAnsi="Cambria Math" w:cs="Times New Roman"/>
+                <w:sz w:val="20"/>
+                <w:szCs w:val="20"/>
+              </w:rPr>
+            </m:ctrlPr>
+          </m:sSubPr>
+          <m:e>
+            <m:r>
+              <w:rPr>
+                <w:rFonts w:ascii="Cambria Math" w:hAnsi="Cambria Math" w:cs="Times New Roman"/>
+                <w:sz w:val="20"/>
+                <w:szCs w:val="20"/>
+              </w:rPr>
+              <m:t>S</m:t>
+            </m:r>
+          </m:e>
+          <m:sub>
+            <m:r>
+              <w:rPr>
+                <w:rFonts w:ascii="Cambria Math" w:hAnsi="Cambria Math" w:cs="Times New Roman"/>
+                <w:sz w:val="20"/>
+                <w:szCs w:val="20"/>
+              </w:rPr>
+              <m:t>a</m:t>
+            </m:r>
+          </m:sub>
+        </m:sSub>
+        <m:r>
+          <w:rPr>
+            <w:rFonts w:ascii="Cambria Math" w:hAnsi="Cambria Math" w:cs="Times New Roman"/>
+            <w:sz w:val="20"/>
+            <w:szCs w:val="20"/>
+          </w:rPr>
+          <m:t>,</m:t>
+        </m:r>
+        <m:sSub>
+          <m:sSubPr>
+            <m:ctrlPr>
+              <w:rPr>
+                <w:rFonts w:ascii="Cambria Math" w:hAnsi="Cambria Math" w:cs="Times New Roman"/>
+                <w:sz w:val="20"/>
+                <w:szCs w:val="20"/>
+              </w:rPr>
+            </m:ctrlPr>
+          </m:sSubPr>
+          <m:e>
+            <m:r>
+              <w:rPr>
+                <w:rFonts w:ascii="Cambria Math" w:hAnsi="Cambria Math" w:cs="Times New Roman"/>
+                <w:sz w:val="20"/>
+                <w:szCs w:val="20"/>
+              </w:rPr>
+              <m:t>S</m:t>
+            </m:r>
+          </m:e>
+          <m:sub>
+            <m:r>
+              <w:rPr>
+                <w:rFonts w:ascii="Cambria Math" w:hAnsi="Cambria Math" w:cs="Times New Roman"/>
+                <w:sz w:val="20"/>
+                <w:szCs w:val="20"/>
+              </w:rPr>
+              <m:t>b</m:t>
+            </m:r>
+          </m:sub>
+        </m:sSub>
+        <m:r>
+          <w:rPr>
+            <w:rFonts w:ascii="Cambria Math" w:hAnsi="Cambria Math" w:cs="Times New Roman"/>
+            <w:sz w:val="20"/>
+            <w:szCs w:val="20"/>
+          </w:rPr>
+          <m:t>,</m:t>
+        </m:r>
+        <m:sSub>
+          <m:sSubPr>
+            <m:ctrlPr>
+              <w:rPr>
+                <w:rFonts w:ascii="Cambria Math" w:hAnsi="Cambria Math" w:cs="Times New Roman"/>
+                <w:sz w:val="20"/>
+                <w:szCs w:val="20"/>
+              </w:rPr>
+            </m:ctrlPr>
+          </m:sSubPr>
+          <m:e>
+            <m:r>
+              <w:rPr>
+                <w:rFonts w:ascii="Cambria Math" w:hAnsi="Cambria Math" w:cs="Times New Roman"/>
+                <w:sz w:val="20"/>
+                <w:szCs w:val="20"/>
+              </w:rPr>
+              <m:t>S</m:t>
+            </m:r>
+          </m:e>
+          <m:sub>
+            <m:r>
+              <w:rPr>
+                <w:rFonts w:ascii="Cambria Math" w:hAnsi="Cambria Math" w:cs="Times New Roman"/>
+                <w:sz w:val="20"/>
+                <w:szCs w:val="20"/>
+              </w:rPr>
+              <m:t>c</m:t>
+            </m:r>
+          </m:sub>
+        </m:sSub>
+        <m:r>
+          <w:rPr>
+            <w:rFonts w:ascii="Cambria Math" w:hAnsi="Cambria Math" w:cs="Times New Roman"/>
+            <w:sz w:val="20"/>
+            <w:szCs w:val="20"/>
+          </w:rPr>
+          <m:t>,</m:t>
+        </m:r>
+        <m:sSub>
+          <m:sSubPr>
+            <m:ctrlPr>
+              <w:rPr>
+                <w:rFonts w:ascii="Cambria Math" w:hAnsi="Cambria Math" w:cs="Times New Roman"/>
+                <w:sz w:val="20"/>
+                <w:szCs w:val="20"/>
+              </w:rPr>
+            </m:ctrlPr>
+          </m:sSubPr>
+          <m:e>
+            <m:r>
+              <w:rPr>
+                <w:rFonts w:ascii="Cambria Math" w:hAnsi="Cambria Math" w:cs="Times New Roman"/>
+                <w:sz w:val="20"/>
+                <w:szCs w:val="20"/>
+              </w:rPr>
+              <m:t>S</m:t>
+            </m:r>
+          </m:e>
+          <m:sub>
+            <m:r>
+              <w:rPr>
+                <w:rFonts w:ascii="Cambria Math" w:hAnsi="Cambria Math" w:cs="Times New Roman"/>
+                <w:sz w:val="20"/>
+                <w:szCs w:val="20"/>
+              </w:rPr>
+              <m:t>d</m:t>
+            </m:r>
+          </m:sub>
+        </m:sSub>
+        <m:r>
+          <w:rPr>
+            <w:rFonts w:ascii="Cambria Math" w:hAnsi="Cambria Math" w:cs="Times New Roman"/>
+            <w:sz w:val="20"/>
+            <w:szCs w:val="20"/>
+          </w:rPr>
+          <m:t>}</m:t>
+        </m:r>
+      </m:oMath>
+      <w:r>
+        <w:rPr>
+          <w:rFonts w:ascii="Times New Roman" w:hAnsi="Times New Roman" w:cs="Times New Roman"/>
+          <w:sz w:val="20"/>
+          <w:szCs w:val="20"/>
+        </w:rPr>
+        <w:t>, the model outputs a click probability</w:t>
+      </w:r>
+    </w:p>
+    <w:p>
+      <w:pPr>
+        <w:tabs>
+          <w:tab w:val="left" w:pos="4990"/>
+        </w:tabs>
+        <w:rPr>
+          <w:rFonts w:ascii="Times New Roman" w:hAnsi="Times New Roman" w:cs="Times New Roman"/>
+          <w:sz w:val="20"/>
+          <w:szCs w:val="20"/>
+        </w:rPr>
+      </w:pPr>
+      <m:oMathPara>
+        <m:oMath>
+          <m:acc>
+            <m:accPr>
+              <m:ctrlPr>
+                <w:rPr>
+                  <w:rFonts w:ascii="Cambria Math" w:hAnsi="Cambria Math" w:cs="Times New Roman"/>
+                  <w:sz w:val="20"/>
+                  <w:szCs w:val="20"/>
+                </w:rPr>
+              </m:ctrlPr>
+            </m:accPr>
+            <m:e>
+              <m:r>
+                <w:rPr>
+                  <w:rFonts w:ascii="Cambria Math" w:hAnsi="Cambria Math" w:cs="Times New Roman"/>
+                  <w:sz w:val="20"/>
+                  <w:szCs w:val="20"/>
+                </w:rPr>
+                <m:t>y</m:t>
+              </m:r>
+            </m:e>
+          </m:acc>
+          <m:r>
+            <w:rPr>
+              <w:rFonts w:ascii="Cambria Math" w:hAnsi="Cambria Math" w:cs="Times New Roman"/>
+              <w:sz w:val="20"/>
+              <w:szCs w:val="20"/>
+            </w:rPr>
+            <m:t>=</m:t>
+          </m:r>
+          <m:sSub>
+            <m:sSubPr>
+              <m:ctrlPr>
+                <w:rPr>
+                  <w:rFonts w:ascii="Cambria Math" w:hAnsi="Cambria Math" w:cs="Times New Roman"/>
+                  <w:i/>
+                  <w:sz w:val="20"/>
+                  <w:szCs w:val="20"/>
+                </w:rPr>
+              </m:ctrlPr>
+            </m:sSubPr>
+            <m:e>
+              <m:r>
+                <w:rPr>
+                  <w:rFonts w:ascii="Cambria Math" w:hAnsi="Cambria Math" w:cs="Times New Roman"/>
+                  <w:sz w:val="20"/>
+                  <w:szCs w:val="20"/>
+                </w:rPr>
+                <m:t>f</m:t>
+              </m:r>
+            </m:e>
+            <m:sub>
+              <m:r>
+                <w:rPr>
+                  <w:rFonts w:ascii="Cambria Math" w:hAnsi="Cambria Math" w:cs="Times New Roman"/>
+                  <w:sz w:val="20"/>
+                  <w:szCs w:val="20"/>
+                </w:rPr>
+                <m:t>θ</m:t>
+              </m:r>
+            </m:sub>
+          </m:sSub>
+          <m:d>
+            <m:dPr>
+              <m:ctrlPr>
+                <w:rPr>
+                  <w:rFonts w:ascii="Cambria Math" w:hAnsi="Cambria Math" w:cs="Times New Roman"/>
+                  <w:i/>
+                  <w:sz w:val="20"/>
+                  <w:szCs w:val="20"/>
+                </w:rPr>
+              </m:ctrlPr>
+            </m:dPr>
+            <m:e>
+              <m:r>
+                <w:rPr>
+                  <w:rFonts w:ascii="Cambria Math" w:hAnsi="Cambria Math" w:cs="Times New Roman"/>
+                  <w:sz w:val="20"/>
+                  <w:szCs w:val="20"/>
+                </w:rPr>
+                <m:t>u,i,S</m:t>
+              </m:r>
+            </m:e>
+          </m:d>
+          <m:r>
+            <m:rPr>
+              <m:sty m:val="p"/>
+            </m:rPr>
+            <w:rPr>
+              <w:rFonts w:ascii="Cambria Math" w:hAnsi="Cambria Math" w:cs="Times New Roman"/>
+              <w:sz w:val="20"/>
+              <w:szCs w:val="20"/>
+            </w:rPr>
+            <m:t>∈</m:t>
+          </m:r>
+          <m:d>
+            <m:dPr>
+              <m:begChr m:val="["/>
+              <m:endChr m:val="]"/>
+              <m:ctrlPr>
+                <w:rPr>
+                  <w:rFonts w:ascii="Cambria Math" w:hAnsi="Cambria Math" w:cs="Times New Roman"/>
+                  <w:i/>
+                  <w:sz w:val="20"/>
+                  <w:szCs w:val="20"/>
+                </w:rPr>
+              </m:ctrlPr>
+            </m:dPr>
+            <m:e>
+              <m:r>
+                <w:rPr>
+                  <w:rFonts w:ascii="Cambria Math" w:hAnsi="Cambria Math" w:cs="Times New Roman"/>
+                  <w:sz w:val="20"/>
+                  <w:szCs w:val="20"/>
+                </w:rPr>
+                <m:t>0,1</m:t>
+              </m:r>
+            </m:e>
+          </m:d>
+        </m:oMath>
+      </m:oMathPara>
+    </w:p>
+    <w:p>
+      <w:pPr>
+        <w:tabs>
+          <w:tab w:val="left" w:pos="4990"/>
+        </w:tabs>
+        <w:rPr>
+          <w:rFonts w:ascii="Times New Roman" w:hAnsi="Times New Roman" w:cs="Times New Roman"/>
+          <w:sz w:val="20"/>
+          <w:szCs w:val="20"/>
+        </w:rPr>
+      </w:pPr>
+      <w:r>
+        <w:rPr>
+          <w:rFonts w:ascii="Times New Roman" w:hAnsi="Times New Roman" w:cs="Times New Roman"/>
+          <w:sz w:val="20"/>
+          <w:szCs w:val="20"/>
+        </w:rPr>
+        <w:t xml:space="preserve">where </w:t>
+      </w:r>
+      <m:oMath>
+        <m:sSub>
+          <m:sSubPr>
+            <m:ctrlPr>
+              <w:rPr>
+                <w:rFonts w:ascii="Cambria Math" w:hAnsi="Cambria Math" w:cs="Times New Roman"/>
+                <w:sz w:val="20"/>
+                <w:szCs w:val="20"/>
+              </w:rPr>
+            </m:ctrlPr>
+          </m:sSubPr>
+          <m:e>
+            <m:r>
+              <w:rPr>
+                <w:rFonts w:ascii="Cambria Math" w:hAnsi="Cambria Math" w:cs="Times New Roman"/>
+                <w:sz w:val="20"/>
+                <w:szCs w:val="20"/>
+              </w:rPr>
+              <m:t>f</m:t>
+            </m:r>
+          </m:e>
+          <m:sub>
+            <m:r>
+              <w:rPr>
+                <w:rFonts w:ascii="Cambria Math" w:hAnsi="Cambria Math" w:cs="Times New Roman"/>
+                <w:sz w:val="20"/>
+                <w:szCs w:val="20"/>
+              </w:rPr>
+              <m:t>θ</m:t>
+            </m:r>
+          </m:sub>
+        </m:sSub>
+      </m:oMath>
+      <w:r>
+        <w:rPr>
+          <w:rFonts w:ascii="Times New Roman" w:hAnsi="Times New Roman" w:cs="Times New Roman"/>
+          <w:sz w:val="20"/>
+          <w:szCs w:val="20"/>
+        </w:rPr>
+        <w:t xml:space="preserve">denotes the parameterized model with learnable parameters </w:t>
+      </w:r>
+      <m:oMath>
+        <m:r>
+          <w:rPr>
+            <w:rFonts w:ascii="Cambria Math" w:hAnsi="Cambria Math" w:cs="Times New Roman"/>
+            <w:sz w:val="20"/>
+            <w:szCs w:val="20"/>
+          </w:rPr>
+          <m:t>θ</m:t>
+        </m:r>
+      </m:oMath>
+      <w:r>
+        <w:rPr>
+          <w:rFonts w:ascii="Times New Roman" w:hAnsi="Times New Roman" w:cs="Times New Roman"/>
+          <w:sz w:val="20"/>
+          <w:szCs w:val="20"/>
+        </w:rPr>
+        <w:t>. The model is trained by minimizing the standard binary cross-entropy loss</w:t>
+      </w:r>
+    </w:p>
+    <w:p>
+      <w:pPr>
+        <w:tabs>
+          <w:tab w:val="left" w:pos="4990"/>
+        </w:tabs>
+        <w:rPr>
+          <w:rFonts w:ascii="Times New Roman" w:hAnsi="Times New Roman" w:cs="Times New Roman"/>
+          <w:sz w:val="20"/>
+          <w:szCs w:val="20"/>
+        </w:rPr>
+      </w:pPr>
+      <m:oMathPara>
+        <m:oMath>
+          <m:r>
+            <m:rPr>
+              <m:scr m:val="script"/>
+            </m:rPr>
+            <w:rPr>
+              <w:rFonts w:ascii="Cambria Math" w:hAnsi="Cambria Math" w:cs="Times New Roman"/>
+              <w:sz w:val="20"/>
+              <w:szCs w:val="20"/>
+            </w:rPr>
+            <m:t>L=-</m:t>
+          </m:r>
+          <m:f>
+            <m:fPr>
+              <m:ctrlPr>
+                <w:rPr>
+                  <w:rFonts w:ascii="Cambria Math" w:hAnsi="Cambria Math" w:cs="Times New Roman"/>
+                  <w:sz w:val="20"/>
+                  <w:szCs w:val="20"/>
+                </w:rPr>
+              </m:ctrlPr>
+            </m:fPr>
+            <m:num>
+              <m:r>
+                <w:rPr>
+                  <w:rFonts w:ascii="Cambria Math" w:hAnsi="Cambria Math" w:cs="Times New Roman"/>
+                  <w:sz w:val="20"/>
+                  <w:szCs w:val="20"/>
+                </w:rPr>
+                <m:t>1</m:t>
+              </m:r>
+              <m:ctrlPr>
+                <w:rPr>
+                  <w:rFonts w:ascii="Cambria Math" w:hAnsi="Cambria Math" w:cs="Times New Roman"/>
+                  <w:i/>
+                  <w:sz w:val="20"/>
+                  <w:szCs w:val="20"/>
+                </w:rPr>
+              </m:ctrlPr>
+            </m:num>
+            <m:den>
+              <m:r>
+                <w:rPr>
+                  <w:rFonts w:ascii="Cambria Math" w:hAnsi="Cambria Math" w:cs="Times New Roman"/>
+                  <w:sz w:val="20"/>
+                  <w:szCs w:val="20"/>
+                </w:rPr>
+                <m:t>N</m:t>
+              </m:r>
+              <m:ctrlPr>
+                <w:rPr>
+                  <w:rFonts w:ascii="Cambria Math" w:hAnsi="Cambria Math" w:cs="Times New Roman"/>
+                  <w:i/>
+                  <w:sz w:val="20"/>
+                  <w:szCs w:val="20"/>
+                </w:rPr>
+              </m:ctrlPr>
+            </m:den>
+          </m:f>
+          <m:nary>
+            <m:naryPr>
+              <m:chr m:val="∑"/>
+              <m:ctrlPr>
+                <w:rPr>
+                  <w:rFonts w:ascii="Cambria Math" w:hAnsi="Cambria Math" w:cs="Times New Roman"/>
+                  <w:sz w:val="20"/>
+                  <w:szCs w:val="20"/>
+                </w:rPr>
+              </m:ctrlPr>
+            </m:naryPr>
+            <m:sub>
+              <m:r>
+                <w:rPr>
+                  <w:rFonts w:ascii="Cambria Math" w:hAnsi="Cambria Math" w:cs="Times New Roman"/>
+                  <w:sz w:val="20"/>
+                  <w:szCs w:val="20"/>
+                </w:rPr>
+                <m:t>n=1</m:t>
+              </m:r>
+              <m:ctrlPr>
+                <w:rPr>
+                  <w:rFonts w:ascii="Cambria Math" w:hAnsi="Cambria Math" w:cs="Times New Roman"/>
+                  <w:i/>
+                  <w:sz w:val="20"/>
+                  <w:szCs w:val="20"/>
+                </w:rPr>
+              </m:ctrlPr>
+            </m:sub>
+            <m:sup>
+              <m:r>
+                <w:rPr>
+                  <w:rFonts w:ascii="Cambria Math" w:hAnsi="Cambria Math" w:cs="Times New Roman"/>
+                  <w:sz w:val="20"/>
+                  <w:szCs w:val="20"/>
+                </w:rPr>
+                <m:t>N</m:t>
+              </m:r>
+              <m:ctrlPr>
+                <w:rPr>
+                  <w:rFonts w:ascii="Cambria Math" w:hAnsi="Cambria Math" w:cs="Times New Roman"/>
+                  <w:i/>
+                  <w:sz w:val="20"/>
+                  <w:szCs w:val="20"/>
+                </w:rPr>
+              </m:ctrlPr>
+            </m:sup>
+            <m:e>
+              <m:d>
+                <m:dPr>
+                  <m:begChr m:val="["/>
+                  <m:endChr m:val="]"/>
+                  <m:ctrlPr>
+                    <w:rPr>
+                      <w:rFonts w:ascii="Cambria Math" w:hAnsi="Cambria Math" w:cs="Times New Roman"/>
+                      <w:i/>
+                      <w:sz w:val="20"/>
+                      <w:szCs w:val="20"/>
+                    </w:rPr>
+                  </m:ctrlPr>
+                </m:dPr>
+                <m:e>
+                  <m:r>
+                    <w:rPr>
+                      <w:rFonts w:ascii="Cambria Math" w:hAnsi="Cambria Math" w:cs="Times New Roman"/>
+                      <w:sz w:val="20"/>
+                      <w:szCs w:val="20"/>
+                    </w:rPr>
+                    <m:t> </m:t>
+                  </m:r>
+                  <m:sSub>
+                    <m:sSubPr>
+                      <m:ctrlPr>
+                        <w:rPr>
+                          <w:rFonts w:ascii="Cambria Math" w:hAnsi="Cambria Math" w:cs="Times New Roman"/>
+                          <w:i/>
+                          <w:sz w:val="20"/>
+                          <w:szCs w:val="20"/>
+                        </w:rPr>
+                      </m:ctrlPr>
+                    </m:sSubPr>
+                    <m:e>
+                      <m:r>
+                        <w:rPr>
+                          <w:rFonts w:ascii="Cambria Math" w:hAnsi="Cambria Math" w:cs="Times New Roman"/>
+                          <w:sz w:val="20"/>
+                          <w:szCs w:val="20"/>
+                        </w:rPr>
+                        <m:t>y</m:t>
+                      </m:r>
+                    </m:e>
+                    <m:sub>
+                      <m:r>
+                        <w:rPr>
+                          <w:rFonts w:ascii="Cambria Math" w:hAnsi="Cambria Math" w:cs="Times New Roman"/>
+                          <w:sz w:val="20"/>
+                          <w:szCs w:val="20"/>
+                        </w:rPr>
+                        <m:t>n</m:t>
+                      </m:r>
+                    </m:sub>
+                  </m:sSub>
+                  <m:func>
+                    <m:funcPr>
+                      <m:ctrlPr>
+                        <w:rPr>
+                          <w:rFonts w:ascii="Cambria Math" w:hAnsi="Cambria Math" w:cs="Times New Roman"/>
+                          <w:sz w:val="20"/>
+                          <w:szCs w:val="20"/>
+                        </w:rPr>
+                      </m:ctrlPr>
+                    </m:funcPr>
+                    <m:fName>
+                      <m:r>
+                        <m:rPr>
+                          <m:sty m:val="p"/>
+                        </m:rPr>
+                        <w:rPr>
+                          <w:rFonts w:ascii="Cambria Math" w:hAnsi="Cambria Math" w:cs="Times New Roman"/>
+                          <w:sz w:val="20"/>
+                          <w:szCs w:val="20"/>
+                        </w:rPr>
+                        <m:t>log</m:t>
+                      </m:r>
+                      <m:ctrlPr>
+                        <w:rPr>
+                          <w:rFonts w:ascii="Cambria Math" w:hAnsi="Cambria Math" w:cs="Times New Roman"/>
+                          <w:i/>
+                          <w:sz w:val="20"/>
+                          <w:szCs w:val="20"/>
+                        </w:rPr>
+                      </m:ctrlPr>
+                    </m:fName>
+                    <m:e>
+                      <m:acc>
+                        <m:accPr>
+                          <m:ctrlPr>
+                            <w:rPr>
+                              <w:rFonts w:ascii="Cambria Math" w:hAnsi="Cambria Math" w:cs="Times New Roman"/>
+                              <w:sz w:val="20"/>
+                              <w:szCs w:val="20"/>
+                            </w:rPr>
+                          </m:ctrlPr>
+                        </m:accPr>
+                        <m:e>
+                          <m:sSub>
+                            <m:sSubPr>
+                              <m:ctrlPr>
+                                <w:rPr>
+                                  <w:rFonts w:ascii="Cambria Math" w:hAnsi="Cambria Math" w:cs="Times New Roman"/>
+                                  <w:i/>
+                                  <w:sz w:val="20"/>
+                                  <w:szCs w:val="20"/>
+                                </w:rPr>
+                              </m:ctrlPr>
+                            </m:sSubPr>
+                            <m:e>
+                              <m:r>
+                                <w:rPr>
+                                  <w:rFonts w:ascii="Cambria Math" w:hAnsi="Cambria Math" w:cs="Times New Roman"/>
+                                  <w:sz w:val="20"/>
+                                  <w:szCs w:val="20"/>
+                                </w:rPr>
+                                <m:t>y</m:t>
+                              </m:r>
+                              <m:ctrlPr>
+                                <w:rPr>
+                                  <w:rFonts w:ascii="Cambria Math" w:hAnsi="Cambria Math" w:cs="Times New Roman"/>
+                                  <w:sz w:val="20"/>
+                                  <w:szCs w:val="20"/>
+                                </w:rPr>
+                              </m:ctrlPr>
+                            </m:e>
+                            <m:sub>
+                              <m:r>
+                                <w:rPr>
+                                  <w:rFonts w:ascii="Cambria Math" w:hAnsi="Cambria Math" w:cs="Times New Roman"/>
+                                  <w:sz w:val="20"/>
+                                  <w:szCs w:val="20"/>
+                                </w:rPr>
+                                <m:t>n</m:t>
+                              </m:r>
+                            </m:sub>
+                          </m:sSub>
+                        </m:e>
+                      </m:acc>
+                    </m:e>
+                  </m:func>
+                  <m:r>
+                    <w:rPr>
+                      <w:rFonts w:ascii="Cambria Math" w:hAnsi="Cambria Math" w:cs="Times New Roman"/>
+                      <w:sz w:val="20"/>
+                      <w:szCs w:val="20"/>
+                    </w:rPr>
+                    <m:t>+</m:t>
+                  </m:r>
+                  <m:d>
+                    <m:dPr>
+                      <m:ctrlPr>
+                        <w:rPr>
+                          <w:rFonts w:ascii="Cambria Math" w:hAnsi="Cambria Math" w:cs="Times New Roman"/>
+                          <w:i/>
+                          <w:sz w:val="20"/>
+                          <w:szCs w:val="20"/>
+                        </w:rPr>
+                      </m:ctrlPr>
+                    </m:dPr>
+                    <m:e>
+                      <m:r>
+                        <w:rPr>
+                          <w:rFonts w:ascii="Cambria Math" w:hAnsi="Cambria Math" w:cs="Times New Roman"/>
+                          <w:sz w:val="20"/>
+                          <w:szCs w:val="20"/>
+                        </w:rPr>
+                        <m:t>1-</m:t>
+                      </m:r>
+                      <m:sSub>
+                        <m:sSubPr>
+                          <m:ctrlPr>
+                            <w:rPr>
+                              <w:rFonts w:ascii="Cambria Math" w:hAnsi="Cambria Math" w:cs="Times New Roman"/>
+                              <w:i/>
+                              <w:sz w:val="20"/>
+                              <w:szCs w:val="20"/>
+                            </w:rPr>
+                          </m:ctrlPr>
+                        </m:sSubPr>
+                        <m:e>
+                          <m:r>
+                            <w:rPr>
+                              <w:rFonts w:ascii="Cambria Math" w:hAnsi="Cambria Math" w:cs="Times New Roman"/>
+                              <w:sz w:val="20"/>
+                              <w:szCs w:val="20"/>
+                            </w:rPr>
+                            <m:t>y</m:t>
+                          </m:r>
+                        </m:e>
+                        <m:sub>
+                          <m:r>
+                            <w:rPr>
+                              <w:rFonts w:ascii="Cambria Math" w:hAnsi="Cambria Math" w:cs="Times New Roman"/>
+                              <w:sz w:val="20"/>
+                              <w:szCs w:val="20"/>
+                            </w:rPr>
+                            <m:t>n</m:t>
+                          </m:r>
+                        </m:sub>
+                      </m:sSub>
+                    </m:e>
+                  </m:d>
+                  <m:func>
+                    <m:funcPr>
+                      <m:ctrlPr>
+                        <w:rPr>
+                          <w:rFonts w:ascii="Cambria Math" w:hAnsi="Cambria Math" w:cs="Times New Roman"/>
+                          <w:sz w:val="20"/>
+                          <w:szCs w:val="20"/>
+                        </w:rPr>
+                      </m:ctrlPr>
+                    </m:funcPr>
+                    <m:fName>
+                      <m:r>
+                        <m:rPr>
+                          <m:sty m:val="p"/>
+                        </m:rPr>
+                        <w:rPr>
+                          <w:rFonts w:ascii="Cambria Math" w:hAnsi="Cambria Math" w:cs="Times New Roman"/>
+                          <w:sz w:val="20"/>
+                          <w:szCs w:val="20"/>
+                        </w:rPr>
+                        <m:t>log</m:t>
+                      </m:r>
+                      <m:ctrlPr>
+                        <w:rPr>
+                          <w:rFonts w:ascii="Cambria Math" w:hAnsi="Cambria Math" w:cs="Times New Roman"/>
+                          <w:i/>
+                          <w:sz w:val="20"/>
+                          <w:szCs w:val="20"/>
+                        </w:rPr>
+                      </m:ctrlPr>
+                    </m:fName>
+                    <m:e>
+                      <m:d>
+                        <m:dPr>
+                          <m:ctrlPr>
+                            <w:rPr>
+                              <w:rFonts w:ascii="Cambria Math" w:hAnsi="Cambria Math" w:cs="Times New Roman"/>
+                              <w:i/>
+                              <w:sz w:val="20"/>
+                              <w:szCs w:val="20"/>
+                            </w:rPr>
+                          </m:ctrlPr>
+                        </m:dPr>
+                        <m:e>
+                          <m:r>
+                            <w:rPr>
+                              <w:rFonts w:ascii="Cambria Math" w:hAnsi="Cambria Math" w:cs="Times New Roman"/>
+                              <w:sz w:val="20"/>
+                              <w:szCs w:val="20"/>
+                            </w:rPr>
+                            <m:t>1-</m:t>
+                          </m:r>
+                          <m:acc>
+                            <m:accPr>
+                              <m:ctrlPr>
+                                <w:rPr>
+                                  <w:rFonts w:ascii="Cambria Math" w:hAnsi="Cambria Math" w:cs="Times New Roman"/>
+                                  <w:sz w:val="20"/>
+                                  <w:szCs w:val="20"/>
+                                </w:rPr>
+                              </m:ctrlPr>
+                            </m:accPr>
+                            <m:e>
+                              <m:sSub>
+                                <m:sSubPr>
+                                  <m:ctrlPr>
+                                    <w:rPr>
+                                      <w:rFonts w:ascii="Cambria Math" w:hAnsi="Cambria Math" w:cs="Times New Roman"/>
+                                      <w:i/>
+                                      <w:sz w:val="20"/>
+                                      <w:szCs w:val="20"/>
+                                    </w:rPr>
+                                  </m:ctrlPr>
+                                </m:sSubPr>
+                                <m:e>
+                                  <m:r>
+                                    <w:rPr>
+                                      <w:rFonts w:ascii="Cambria Math" w:hAnsi="Cambria Math" w:cs="Times New Roman"/>
+                                      <w:sz w:val="20"/>
+                                      <w:szCs w:val="20"/>
+                                    </w:rPr>
+                                    <m:t>y</m:t>
+                                  </m:r>
+                                  <m:ctrlPr>
+                                    <w:rPr>
+                                      <w:rFonts w:ascii="Cambria Math" w:hAnsi="Cambria Math" w:cs="Times New Roman"/>
+                                      <w:sz w:val="20"/>
+                                      <w:szCs w:val="20"/>
+                                    </w:rPr>
+                                  </m:ctrlPr>
+                                </m:e>
+                                <m:sub>
+                                  <m:r>
+                                    <w:rPr>
+                                      <w:rFonts w:ascii="Cambria Math" w:hAnsi="Cambria Math" w:cs="Times New Roman"/>
+                                      <w:sz w:val="20"/>
+                                      <w:szCs w:val="20"/>
+                                    </w:rPr>
+                                    <m:t>n</m:t>
+                                  </m:r>
+                                </m:sub>
+                              </m:sSub>
+                            </m:e>
+                          </m:acc>
+                        </m:e>
+                      </m:d>
+                    </m:e>
+                  </m:func>
+                  <m:r>
+                    <w:rPr>
+                      <w:rFonts w:ascii="Cambria Math" w:hAnsi="Cambria Math" w:cs="Times New Roman"/>
+                      <w:sz w:val="20"/>
+                      <w:szCs w:val="20"/>
+                    </w:rPr>
+                    <m:t> </m:t>
+                  </m:r>
+                </m:e>
+              </m:d>
+            </m:e>
+          </m:nary>
+        </m:oMath>
+      </m:oMathPara>
+    </w:p>
+    <w:p>
+      <w:pPr>
+        <w:tabs>
+          <w:tab w:val="left" w:pos="4990"/>
+        </w:tabs>
+        <w:rPr>
+          <w:rFonts w:ascii="Times New Roman" w:hAnsi="Times New Roman" w:cs="Times New Roman"/>
+          <w:sz w:val="20"/>
+          <w:szCs w:val="20"/>
+        </w:rPr>
+      </w:pPr>
+      <w:r>
+        <w:rPr>
+          <w:rFonts w:ascii="Times New Roman" w:hAnsi="Times New Roman" w:cs="Times New Roman"/>
+          <w:sz w:val="20"/>
+          <w:szCs w:val="20"/>
+        </w:rPr>
+        <w:t xml:space="preserve">where </w:t>
+      </w:r>
+      <m:oMath>
+        <m:r>
+          <w:rPr>
+            <w:rFonts w:ascii="Cambria Math" w:hAnsi="Cambria Math" w:cs="Times New Roman"/>
+            <w:sz w:val="20"/>
+            <w:szCs w:val="20"/>
+          </w:rPr>
+          <m:t>y∈{0,1}</m:t>
+        </m:r>
+      </m:oMath>
+      <w:r>
+        <w:rPr>
+          <w:rFonts w:ascii="Times New Roman" w:hAnsi="Times New Roman" w:cs="Times New Roman"/>
+          <w:sz w:val="20"/>
+          <w:szCs w:val="20"/>
+        </w:rPr>
+        <w:t xml:space="preserve">is the ground-truth label indicating whether the impression resulted in a click, and </w:t>
+      </w:r>
+      <m:oMath>
+        <m:r>
+          <w:rPr>
+            <w:rFonts w:ascii="Cambria Math" w:hAnsi="Cambria Math" w:cs="Times New Roman"/>
+            <w:sz w:val="20"/>
+            <w:szCs w:val="20"/>
+          </w:rPr>
+          <m:t>N</m:t>
+        </m:r>
+      </m:oMath>
+      <w:r>
+        <w:rPr>
+          <w:rFonts w:ascii="Times New Roman" w:hAnsi="Times New Roman" w:cs="Times New Roman"/>
+          <w:sz w:val="20"/>
+          <w:szCs w:val="20"/>
+        </w:rPr>
+        <w:t>is the number of training samples. At inference time, predicted probabilities are used to rank candidate items; the system is evaluated by the area under the ROC curve (AUC), subject to the official latency constraint imposed by the competition organizers.</w:t>
+      </w:r>
+    </w:p>
+    <w:p>
+      <w:pPr>
+        <w:tabs>
+          <w:tab w:val="left" w:pos="4990"/>
+        </w:tabs>
+        <w:rPr>
+          <w:rFonts w:ascii="Times New Roman" w:hAnsi="Times New Roman" w:cs="Times New Roman"/>
+          <w:sz w:val="20"/>
+          <w:szCs w:val="20"/>
+        </w:rPr>
+      </w:pPr>
+    </w:p>
+    <w:p>
+      <w:pPr>
+        <w:tabs>
+          <w:tab w:val="left" w:pos="4990"/>
+        </w:tabs>
+        <w:rPr>
+          <w:rFonts w:ascii="Times New Roman" w:hAnsi="Times New Roman" w:cs="Times New Roman"/>
+          <w:sz w:val="20"/>
+          <w:szCs w:val="20"/>
+        </w:rPr>
+      </w:pPr>
+      <w:r>
+        <w:rPr>
+          <w:rFonts w:ascii="Times New Roman" w:hAnsi="Times New Roman" w:cs="Times New Roman" w:hint="eastAsia"/>
+          <w:sz w:val="20"/>
+          <w:szCs w:val="20"/>
+        </w:rPr>
+        <w:t>3.2 Dataset</w:t>
+      </w:r>
+    </w:p>
+    <w:p>
+      <w:pPr>
+        <w:pStyle w:val="font-claude-response-body"/>
+        <w:rPr>
+          <w:sz w:val="20"/>
+          <w:szCs w:val="20"/>
+        </w:rPr>
+      </w:pPr>
+      <w:r>
+        <w:rPr>
+          <w:sz w:val="20"/>
+          <w:szCs w:val="20"/>
+        </w:rPr>
+        <w:t xml:space="preserve">We use the </w:t>
+      </w:r>
+      <w:r>
+        <w:rPr>
+          <w:rStyle w:val="Emphasis"/>
+          <w:sz w:val="20"/>
+          <w:szCs w:val="20"/>
+        </w:rPr>
+        <w:t>TAAC 2026 Academic Track</w:t>
+      </w:r>
+      <w:r>
+        <w:rPr>
+          <w:sz w:val="20"/>
+          <w:szCs w:val="20"/>
+        </w:rPr>
+        <w:t xml:space="preserve"> dataset, which consists of approximately one million impression records derived from real-world Tencent advertising logs. Each record corresponds to a single (user, item, timestamp) impression, augmented with the user's preceding behavior across multiple domains.</w:t>
+      </w:r>
+    </w:p>
+    <w:p>
+      <w:pPr>
+        <w:pStyle w:val="font-claude-response-body"/>
+        <w:rPr>
+          <w:sz w:val="20"/>
+          <w:szCs w:val="20"/>
+        </w:rPr>
+      </w:pPr>
+      <w:r>
+        <w:rPr>
+          <w:sz w:val="20"/>
+          <w:szCs w:val="20"/>
+        </w:rPr>
+        <w:t xml:space="preserve">The dataset is </w:t>
+      </w:r>
+      <w:r>
+        <w:rPr>
+          <w:rStyle w:val="Emphasis"/>
+          <w:sz w:val="20"/>
+          <w:szCs w:val="20"/>
+        </w:rPr>
+        <w:t>fully anonymized</w:t>
+      </w:r>
+      <w:r>
+        <w:rPr>
+          <w:sz w:val="20"/>
+          <w:szCs w:val="20"/>
+        </w:rPr>
+        <w:t xml:space="preserve">: all sparse features are mapped to integer IDs, all dense features are presented as fixed-length float vectors, and no raw content (text, images, URLs) or personally identifiable information is preserved. </w:t>
+      </w:r>
+      <w:r>
+        <w:rPr>
+          <w:sz w:val="20"/>
+          <w:szCs w:val="20"/>
+        </w:rPr>
+        <w:t>Therefore</w:t>
+      </w:r>
+      <w:r>
+        <w:rPr>
+          <w:sz w:val="20"/>
+          <w:szCs w:val="20"/>
+        </w:rPr>
+        <w:t xml:space="preserve">, </w:t>
+      </w:r>
+      <w:r>
+        <w:rPr>
+          <w:rStyle w:val="Emphasis"/>
+          <w:sz w:val="20"/>
+          <w:szCs w:val="20"/>
+        </w:rPr>
+        <w:t>pre-trained language or vision models cannot be leveraged</w:t>
+      </w:r>
+      <w:r>
+        <w:rPr>
+          <w:sz w:val="20"/>
+          <w:szCs w:val="20"/>
+        </w:rPr>
+        <w:t xml:space="preserve"> for feature extraction — methodological contributions must come from architecture design rather than external knowledge transfer.</w:t>
+      </w:r>
+    </w:p>
+    <w:p>
+      <w:pPr>
+        <w:tabs>
+          <w:tab w:val="left" w:pos="1772"/>
+        </w:tabs>
+        <w:rPr>
+          <w:rFonts w:ascii="Times New Roman" w:hAnsi="Times New Roman" w:cs="Times New Roman"/>
+          <w:sz w:val="20"/>
+          <w:szCs w:val="20"/>
+        </w:rPr>
+      </w:pPr>
+    </w:p>
+    <w:p>
+      <w:pPr>
+        <w:tabs>
+          <w:tab w:val="left" w:pos="1772"/>
+        </w:tabs>
+        <w:rPr>
+          <w:rFonts w:ascii="Times New Roman" w:hAnsi="Times New Roman" w:cs="Times New Roman"/>
+          <w:sz w:val="20"/>
+          <w:szCs w:val="20"/>
+        </w:rPr>
+      </w:pPr>
+      <w:r>
+        <w:rPr>
+          <w:rFonts w:ascii="Times New Roman" w:hAnsi="Times New Roman" w:cs="Times New Roman" w:hint="eastAsia"/>
+          <w:sz w:val="20"/>
+          <w:szCs w:val="20"/>
+        </w:rPr>
+        <w:t xml:space="preserve">3.3 Schema </w:t>
+      </w:r>
+    </w:p>
+    <w:p>
+      <w:pPr>
+        <w:pStyle w:val="font-claude-response-body"/>
+        <w:rPr>
+          <w:sz w:val="20"/>
+          <w:szCs w:val="20"/>
+        </w:rPr>
+      </w:pPr>
+      <w:r>
+        <w:rPr>
+          <w:sz w:val="20"/>
+          <w:szCs w:val="20"/>
+        </w:rPr>
+        <w:t xml:space="preserve">Each record is stored in a </w:t>
+      </w:r>
+      <w:r>
+        <w:rPr>
+          <w:rStyle w:val="Emphasis"/>
+          <w:sz w:val="20"/>
+          <w:szCs w:val="20"/>
+        </w:rPr>
+        <w:t>flat schema of 120 columns</w:t>
+      </w:r>
+      <w:r>
+        <w:rPr>
+          <w:sz w:val="20"/>
+          <w:szCs w:val="20"/>
+        </w:rPr>
+        <w:t>, partitioned into six categories (Table 1): five ID/label columns, 46 user integer features (35 scalar + 11 multi-value), 10 user dense features, 14 item integer features, zero item dense features, and 45 domain sequence features distributed across four behavioral domains.</w:t>
+      </w:r>
+    </w:p>
+    <w:p>
+      <w:pPr>
+        <w:pStyle w:val="font-claude-response-body"/>
+        <w:rPr>
+          <w:sz w:val="20"/>
+          <w:szCs w:val="20"/>
+        </w:rPr>
+      </w:pPr>
+      <w:r>
+        <w:rPr>
+          <w:sz w:val="20"/>
+          <w:szCs w:val="20"/>
+        </w:rPr>
+        <w:t xml:space="preserve">A distinctive feature of the schema is the </w:t>
+      </w:r>
+      <w:r>
+        <w:rPr>
+          <w:rStyle w:val="Emphasis"/>
+          <w:sz w:val="20"/>
+          <w:szCs w:val="20"/>
+        </w:rPr>
+        <w:t>aligned (key, value) structure</w:t>
+      </w:r>
+      <w:r>
+        <w:rPr>
+          <w:sz w:val="20"/>
+          <w:szCs w:val="20"/>
+        </w:rPr>
+        <w:t xml:space="preserve">: eight of the ten user-dense columns are </w:t>
+      </w:r>
+      <w:r>
+        <w:rPr>
+          <w:rStyle w:val="Emphasis"/>
+          <w:sz w:val="20"/>
+          <w:szCs w:val="20"/>
+        </w:rPr>
+        <w:t>positionally aligned</w:t>
+      </w:r>
+      <w:r>
+        <w:rPr>
+          <w:sz w:val="20"/>
+          <w:szCs w:val="20"/>
+        </w:rPr>
+        <w:t xml:space="preserve"> with their integer counterparts, encoding per-element behavioral statistics (e.g., dwell time, interaction score) for the corresponding entity IDs.</w:t>
+      </w:r>
+    </w:p>
+    <w:p>
+      <w:pPr>
+        <w:pStyle w:val="font-claude-response-body"/>
+        <w:rPr>
+          <w:sz w:val="20"/>
+          <w:szCs w:val="20"/>
+        </w:rPr>
+      </w:pPr>
+    </w:p>
+    <w:p>
+      <w:pPr>
+        <w:pStyle w:val="font-claude-response-body"/>
+        <w:rPr>
+          <w:sz w:val="20"/>
+          <w:szCs w:val="20"/>
+        </w:rPr>
+      </w:pPr>
+      <w:r>
+        <w:rPr>
+          <w:rFonts w:hint="eastAsia"/>
+          <w:sz w:val="20"/>
+          <w:szCs w:val="20"/>
+        </w:rPr>
+        <w:t xml:space="preserve">3.4 </w:t>
+      </w:r>
+    </w:p>
+    <w:p>
+      <w:pPr>
+        <w:pStyle w:val="font-claude-response-body"/>
+        <w:rPr>
+          <w:rFonts w:hint="eastAsia"/>
+          <w:sz w:val="20"/>
+          <w:szCs w:val="20"/>
+        </w:rPr>
+      </w:pPr>
+    </w:p>
+    <w:p>
+      <w:pPr>
+        <w:pStyle w:val="font-claude-response-body"/>
+        <w:rPr>
+          <w:rFonts w:hint="eastAsia"/>
+          <w:sz w:val="20"/>
+          <w:szCs w:val="20"/>
+        </w:rPr>
+      </w:pPr>
+    </w:p>
     <w:sectPr>
       <w:pgSz w:w="11906" w:h="16838"/>
       <w:pgMar w:top="1440" w:right="1440" w:bottom="1440" w:left="1440" w:header="708" w:footer="708" w:gutter="0"/>
@@ -930,6 +2206,80 @@
       <w:spacing w:val="5"/>
     </w:rPr>
   </w:style>
+  <w:style w:type="character" w:styleId="PlaceholderText">
+    <w:name w:val="Placeholder Text"/>
+    <w:basedOn w:val="DefaultParagraphFont"/>
+    <w:uiPriority w:val="99"/>
+    <w:semiHidden/>
+    <w:rsid w:val="00632EAD"/>
+    <w:rPr>
+      <w:color w:val="666666"/>
+    </w:rPr>
+  </w:style>
+  <w:style w:type="character" w:customStyle="1" w:styleId="mord">
+    <w:name w:val="mord"/>
+    <w:basedOn w:val="DefaultParagraphFont"/>
+    <w:rsid w:val="00D4310E"/>
+  </w:style>
+  <w:style w:type="character" w:customStyle="1" w:styleId="mrel">
+    <w:name w:val="mrel"/>
+    <w:basedOn w:val="DefaultParagraphFont"/>
+    <w:rsid w:val="00D4310E"/>
+  </w:style>
+  <w:style w:type="character" w:customStyle="1" w:styleId="mopen">
+    <w:name w:val="mopen"/>
+    <w:basedOn w:val="DefaultParagraphFont"/>
+    <w:rsid w:val="00D4310E"/>
+  </w:style>
+  <w:style w:type="character" w:customStyle="1" w:styleId="mop">
+    <w:name w:val="mop"/>
+    <w:basedOn w:val="DefaultParagraphFont"/>
+    <w:rsid w:val="00D4310E"/>
+  </w:style>
+  <w:style w:type="character" w:customStyle="1" w:styleId="vlist-s">
+    <w:name w:val="vlist-s"/>
+    <w:basedOn w:val="DefaultParagraphFont"/>
+    <w:rsid w:val="00D4310E"/>
+  </w:style>
+  <w:style w:type="character" w:customStyle="1" w:styleId="mbin">
+    <w:name w:val="mbin"/>
+    <w:basedOn w:val="DefaultParagraphFont"/>
+    <w:rsid w:val="00D4310E"/>
+  </w:style>
+  <w:style w:type="character" w:customStyle="1" w:styleId="mclose">
+    <w:name w:val="mclose"/>
+    <w:basedOn w:val="DefaultParagraphFont"/>
+    <w:rsid w:val="00D4310E"/>
+  </w:style>
+  <w:style w:type="character" w:customStyle="1" w:styleId="token">
+    <w:name w:val="token"/>
+    <w:basedOn w:val="DefaultParagraphFont"/>
+    <w:rsid w:val="00D4310E"/>
+  </w:style>
+  <w:style w:type="paragraph" w:customStyle="1" w:styleId="font-claude-response-body">
+    <w:name w:val="font-claude-response-body"/>
+    <w:basedOn w:val="Normal"/>
+    <w:rsid w:val="00D4310E"/>
+    <w:pPr>
+      <w:spacing w:before="100" w:beforeAutospacing="1" w:after="100" w:afterAutospacing="1" w:line="240" w:lineRule="auto"/>
+    </w:pPr>
+    <w:rPr>
+      <w:rFonts w:ascii="Times New Roman" w:eastAsia="Times New Roman" w:hAnsi="Times New Roman" w:cs="Times New Roman"/>
+      <w:kern w:val="0"/>
+      <w14:ligatures w14:val="none"/>
+    </w:rPr>
+  </w:style>
+  <w:style w:type="character" w:styleId="Emphasis">
+    <w:name w:val="Emphasis"/>
+    <w:basedOn w:val="DefaultParagraphFont"/>
+    <w:uiPriority w:val="20"/>
+    <w:qFormat/>
+    <w:rsid w:val="00D4310E"/>
+    <w:rPr>
+      <w:i/>
+      <w:iCs/>
+    </w:rPr>
+  </w:style>
 </w:styles>
 </file>
 
